--- a/Pausados/DF_18pasos/9_Evidencia_Produccion_18PuntosDF_EVP001_29052026.docx
+++ b/Pausados/DF_18pasos/9_Evidencia_Produccion_18PuntosDF_EVP001_29052026.docx
@@ -23,7 +23,7 @@
     <w:p>
       <w:r>
         <w:pict w14:anchorId="0AE87AC9">
-          <v:rect id="_x0000_i1129" style="width:0;height:1.5pt" o:hralign="center" o:hrstd="t" o:hr="t" fillcolor="#a0a0a0" stroked="f"/>
+          <v:rect id="_x0000_i1025" style="width:0;height:1.5pt" o:hralign="center" o:hrstd="t" o:hr="t" fillcolor="#a0a0a0" stroked="f"/>
         </w:pict>
       </w:r>
     </w:p>
@@ -278,7 +278,7 @@
               <w:t>1.</w:t>
             </w:r>
             <w:r>
-              <w:t>8</w:t>
+              <w:t>9</w:t>
             </w:r>
           </w:p>
         </w:tc>
@@ -305,7 +305,11 @@
             <w:vAlign w:val="center"/>
             <w:hideMark/>
           </w:tcPr>
-          <w:p/>
+          <w:p>
+            <w:r>
+              <w:t>01/junio/2026</w:t>
+            </w:r>
+          </w:p>
         </w:tc>
       </w:tr>
       <w:tr>
@@ -370,7 +374,7 @@
     <w:p>
       <w:r>
         <w:pict w14:anchorId="143E0779">
-          <v:rect id="_x0000_i1103" style="width:0;height:1.5pt" o:hralign="center" o:hrstd="t" o:hr="t" fillcolor="#a0a0a0" stroked="f"/>
+          <v:rect id="_x0000_i1026" style="width:0;height:1.5pt" o:hralign="center" o:hrstd="t" o:hr="t" fillcolor="#a0a0a0" stroked="f"/>
         </w:pict>
       </w:r>
     </w:p>
@@ -403,7 +407,13 @@
     </w:p>
     <w:p>
       <w:r>
-        <w:t xml:space="preserve">Documentar la evidencia de funcionamiento de la versión 1.6 liberada en ambiente productivo correspondiente al proyecto </w:t>
+        <w:t>Documentar la evidencia de funcionamiento de la versión 1.</w:t>
+      </w:r>
+      <w:r>
+        <w:t>9</w:t>
+      </w:r>
+      <w:r>
+        <w:t xml:space="preserve"> liberada en ambiente productivo correspondiente al proyecto </w:t>
       </w:r>
       <w:proofErr w:type="spellStart"/>
       <w:r>
@@ -417,7 +427,7 @@
     <w:p>
       <w:r>
         <w:pict w14:anchorId="2AB17C28">
-          <v:rect id="_x0000_i1104" style="width:0;height:1.5pt" o:hralign="center" o:hrstd="t" o:hr="t" fillcolor="#a0a0a0" stroked="f"/>
+          <v:rect id="_x0000_i1027" style="width:0;height:1.5pt" o:hralign="center" o:hrstd="t" o:hr="t" fillcolor="#a0a0a0" stroked="f"/>
         </w:pict>
       </w:r>
     </w:p>
@@ -484,10 +494,115 @@
       </w:r>
     </w:p>
     <w:p>
-      <w:r>
-        <w:t>[Insertar captura]</w:t>
-      </w:r>
-    </w:p>
+      <w:pPr>
+        <w:jc w:val="center"/>
+      </w:pPr>
+      <w:r>
+        <w:lastRenderedPageBreak/>
+        <w:drawing>
+          <wp:inline distT="0" distB="0" distL="0" distR="0" wp14:anchorId="53F9ABCD" wp14:editId="562AD32F">
+            <wp:extent cx="1809750" cy="4023046"/>
+            <wp:effectExtent l="0" t="0" r="0" b="0"/>
+            <wp:docPr id="806162470" name="Imagen 3"/>
+            <wp:cNvGraphicFramePr>
+              <a:graphicFrameLocks xmlns:a="http://schemas.openxmlformats.org/drawingml/2006/main" noChangeAspect="1"/>
+            </wp:cNvGraphicFramePr>
+            <a:graphic xmlns:a="http://schemas.openxmlformats.org/drawingml/2006/main">
+              <a:graphicData uri="http://schemas.openxmlformats.org/drawingml/2006/picture">
+                <pic:pic xmlns:pic="http://schemas.openxmlformats.org/drawingml/2006/picture">
+                  <pic:nvPicPr>
+                    <pic:cNvPr id="0" name="Picture 25"/>
+                    <pic:cNvPicPr>
+                      <a:picLocks noChangeAspect="1" noChangeArrowheads="1"/>
+                    </pic:cNvPicPr>
+                  </pic:nvPicPr>
+                  <pic:blipFill>
+                    <a:blip r:embed="rId6" cstate="print">
+                      <a:extLst>
+                        <a:ext uri="{28A0092B-C50C-407E-A947-70E740481C1C}">
+                          <a14:useLocalDpi xmlns:a14="http://schemas.microsoft.com/office/drawing/2010/main" val="0"/>
+                        </a:ext>
+                      </a:extLst>
+                    </a:blip>
+                    <a:srcRect/>
+                    <a:stretch>
+                      <a:fillRect/>
+                    </a:stretch>
+                  </pic:blipFill>
+                  <pic:spPr bwMode="auto">
+                    <a:xfrm>
+                      <a:off x="0" y="0"/>
+                      <a:ext cx="1811716" cy="4027416"/>
+                    </a:xfrm>
+                    <a:prstGeom prst="rect">
+                      <a:avLst/>
+                    </a:prstGeom>
+                    <a:noFill/>
+                    <a:ln>
+                      <a:noFill/>
+                    </a:ln>
+                  </pic:spPr>
+                </pic:pic>
+              </a:graphicData>
+            </a:graphic>
+          </wp:inline>
+        </w:drawing>
+      </w:r>
+      <w:r>
+        <w:t xml:space="preserve">         </w:t>
+      </w:r>
+      <w:r>
+        <w:drawing>
+          <wp:inline distT="0" distB="0" distL="0" distR="0" wp14:anchorId="3613641A" wp14:editId="425F1EBB">
+            <wp:extent cx="1795323" cy="3990975"/>
+            <wp:effectExtent l="0" t="0" r="0" b="0"/>
+            <wp:docPr id="23707422" name="Imagen 5"/>
+            <wp:cNvGraphicFramePr>
+              <a:graphicFrameLocks xmlns:a="http://schemas.openxmlformats.org/drawingml/2006/main" noChangeAspect="1"/>
+            </wp:cNvGraphicFramePr>
+            <a:graphic xmlns:a="http://schemas.openxmlformats.org/drawingml/2006/main">
+              <a:graphicData uri="http://schemas.openxmlformats.org/drawingml/2006/picture">
+                <pic:pic xmlns:pic="http://schemas.openxmlformats.org/drawingml/2006/picture">
+                  <pic:nvPicPr>
+                    <pic:cNvPr id="0" name="Picture 32"/>
+                    <pic:cNvPicPr>
+                      <a:picLocks noChangeAspect="1" noChangeArrowheads="1"/>
+                    </pic:cNvPicPr>
+                  </pic:nvPicPr>
+                  <pic:blipFill>
+                    <a:blip r:embed="rId7" cstate="print">
+                      <a:extLst>
+                        <a:ext uri="{28A0092B-C50C-407E-A947-70E740481C1C}">
+                          <a14:useLocalDpi xmlns:a14="http://schemas.microsoft.com/office/drawing/2010/main" val="0"/>
+                        </a:ext>
+                      </a:extLst>
+                    </a:blip>
+                    <a:srcRect/>
+                    <a:stretch>
+                      <a:fillRect/>
+                    </a:stretch>
+                  </pic:blipFill>
+                  <pic:spPr bwMode="auto">
+                    <a:xfrm>
+                      <a:off x="0" y="0"/>
+                      <a:ext cx="1802104" cy="4006048"/>
+                    </a:xfrm>
+                    <a:prstGeom prst="rect">
+                      <a:avLst/>
+                    </a:prstGeom>
+                    <a:noFill/>
+                    <a:ln>
+                      <a:noFill/>
+                    </a:ln>
+                  </pic:spPr>
+                </pic:pic>
+              </a:graphicData>
+            </a:graphic>
+          </wp:inline>
+        </w:drawing>
+      </w:r>
+    </w:p>
+    <w:p/>
     <w:p>
       <w:r>
         <w:t>Resultado:</w:t>
@@ -495,14 +610,13 @@
     </w:p>
     <w:p>
       <w:r>
-        <w:lastRenderedPageBreak/>
         <w:t>APROBADO</w:t>
       </w:r>
     </w:p>
     <w:p>
       <w:r>
         <w:pict w14:anchorId="75F4E424">
-          <v:rect id="_x0000_i1105" style="width:0;height:1.5pt" o:hralign="center" o:hrstd="t" o:hr="t" fillcolor="#a0a0a0" stroked="f"/>
+          <v:rect id="_x0000_i1028" style="width:0;height:1.5pt" o:hralign="center" o:hrstd="t" o:hr="t" fillcolor="#a0a0a0" stroked="f"/>
         </w:pict>
       </w:r>
     </w:p>
@@ -542,8 +656,112 @@
       </w:r>
     </w:p>
     <w:p>
-      <w:r>
-        <w:t>[Insertar captura]</w:t>
+      <w:pPr>
+        <w:jc w:val="center"/>
+      </w:pPr>
+      <w:r>
+        <w:lastRenderedPageBreak/>
+        <w:drawing>
+          <wp:inline distT="0" distB="0" distL="0" distR="0" wp14:anchorId="004ABF9E" wp14:editId="2EC7CF0E">
+            <wp:extent cx="1657350" cy="3684263"/>
+            <wp:effectExtent l="0" t="0" r="0" b="0"/>
+            <wp:docPr id="1066858600" name="Imagen 7"/>
+            <wp:cNvGraphicFramePr>
+              <a:graphicFrameLocks xmlns:a="http://schemas.openxmlformats.org/drawingml/2006/main" noChangeAspect="1"/>
+            </wp:cNvGraphicFramePr>
+            <a:graphic xmlns:a="http://schemas.openxmlformats.org/drawingml/2006/main">
+              <a:graphicData uri="http://schemas.openxmlformats.org/drawingml/2006/picture">
+                <pic:pic xmlns:pic="http://schemas.openxmlformats.org/drawingml/2006/picture">
+                  <pic:nvPicPr>
+                    <pic:cNvPr id="0" name="Picture 39"/>
+                    <pic:cNvPicPr>
+                      <a:picLocks noChangeAspect="1" noChangeArrowheads="1"/>
+                    </pic:cNvPicPr>
+                  </pic:nvPicPr>
+                  <pic:blipFill>
+                    <a:blip r:embed="rId8" cstate="print">
+                      <a:extLst>
+                        <a:ext uri="{28A0092B-C50C-407E-A947-70E740481C1C}">
+                          <a14:useLocalDpi xmlns:a14="http://schemas.microsoft.com/office/drawing/2010/main" val="0"/>
+                        </a:ext>
+                      </a:extLst>
+                    </a:blip>
+                    <a:srcRect/>
+                    <a:stretch>
+                      <a:fillRect/>
+                    </a:stretch>
+                  </pic:blipFill>
+                  <pic:spPr bwMode="auto">
+                    <a:xfrm>
+                      <a:off x="0" y="0"/>
+                      <a:ext cx="1658544" cy="3686917"/>
+                    </a:xfrm>
+                    <a:prstGeom prst="rect">
+                      <a:avLst/>
+                    </a:prstGeom>
+                    <a:noFill/>
+                    <a:ln>
+                      <a:noFill/>
+                    </a:ln>
+                  </pic:spPr>
+                </pic:pic>
+              </a:graphicData>
+            </a:graphic>
+          </wp:inline>
+        </w:drawing>
+      </w:r>
+      <w:r>
+        <w:t xml:space="preserve">                 </w:t>
+      </w:r>
+      <w:r>
+        <w:drawing>
+          <wp:inline distT="0" distB="0" distL="0" distR="0" wp14:anchorId="52684C90" wp14:editId="6B1564C5">
+            <wp:extent cx="1658210" cy="3686175"/>
+            <wp:effectExtent l="0" t="0" r="0" b="0"/>
+            <wp:docPr id="1509397254" name="Imagen 9"/>
+            <wp:cNvGraphicFramePr>
+              <a:graphicFrameLocks xmlns:a="http://schemas.openxmlformats.org/drawingml/2006/main" noChangeAspect="1"/>
+            </wp:cNvGraphicFramePr>
+            <a:graphic xmlns:a="http://schemas.openxmlformats.org/drawingml/2006/main">
+              <a:graphicData uri="http://schemas.openxmlformats.org/drawingml/2006/picture">
+                <pic:pic xmlns:pic="http://schemas.openxmlformats.org/drawingml/2006/picture">
+                  <pic:nvPicPr>
+                    <pic:cNvPr id="0" name="Picture 46"/>
+                    <pic:cNvPicPr>
+                      <a:picLocks noChangeAspect="1" noChangeArrowheads="1"/>
+                    </pic:cNvPicPr>
+                  </pic:nvPicPr>
+                  <pic:blipFill>
+                    <a:blip r:embed="rId9" cstate="print">
+                      <a:extLst>
+                        <a:ext uri="{28A0092B-C50C-407E-A947-70E740481C1C}">
+                          <a14:useLocalDpi xmlns:a14="http://schemas.microsoft.com/office/drawing/2010/main" val="0"/>
+                        </a:ext>
+                      </a:extLst>
+                    </a:blip>
+                    <a:srcRect/>
+                    <a:stretch>
+                      <a:fillRect/>
+                    </a:stretch>
+                  </pic:blipFill>
+                  <pic:spPr bwMode="auto">
+                    <a:xfrm>
+                      <a:off x="0" y="0"/>
+                      <a:ext cx="1665682" cy="3702785"/>
+                    </a:xfrm>
+                    <a:prstGeom prst="rect">
+                      <a:avLst/>
+                    </a:prstGeom>
+                    <a:noFill/>
+                    <a:ln>
+                      <a:noFill/>
+                    </a:ln>
+                  </pic:spPr>
+                </pic:pic>
+              </a:graphicData>
+            </a:graphic>
+          </wp:inline>
+        </w:drawing>
       </w:r>
     </w:p>
     <w:p>
@@ -559,7 +777,7 @@
     <w:p>
       <w:r>
         <w:pict w14:anchorId="4EE14292">
-          <v:rect id="_x0000_i1106" style="width:0;height:1.5pt" o:hralign="center" o:hrstd="t" o:hr="t" fillcolor="#a0a0a0" stroked="f"/>
+          <v:rect id="_x0000_i1029" style="width:0;height:1.5pt" o:hralign="center" o:hrstd="t" o:hr="t" fillcolor="#a0a0a0" stroked="f"/>
         </w:pict>
       </w:r>
     </w:p>
@@ -594,8 +812,112 @@
       </w:r>
     </w:p>
     <w:p>
-      <w:r>
-        <w:t>[Insertar captura]</w:t>
+      <w:pPr>
+        <w:jc w:val="center"/>
+      </w:pPr>
+      <w:r>
+        <w:lastRenderedPageBreak/>
+        <w:drawing>
+          <wp:inline distT="0" distB="0" distL="0" distR="0" wp14:anchorId="67A85575" wp14:editId="659A49FD">
+            <wp:extent cx="1933575" cy="4298309"/>
+            <wp:effectExtent l="0" t="0" r="0" b="7620"/>
+            <wp:docPr id="1848548800" name="Imagen 11"/>
+            <wp:cNvGraphicFramePr>
+              <a:graphicFrameLocks xmlns:a="http://schemas.openxmlformats.org/drawingml/2006/main" noChangeAspect="1"/>
+            </wp:cNvGraphicFramePr>
+            <a:graphic xmlns:a="http://schemas.openxmlformats.org/drawingml/2006/main">
+              <a:graphicData uri="http://schemas.openxmlformats.org/drawingml/2006/picture">
+                <pic:pic xmlns:pic="http://schemas.openxmlformats.org/drawingml/2006/picture">
+                  <pic:nvPicPr>
+                    <pic:cNvPr id="0" name="Picture 53"/>
+                    <pic:cNvPicPr>
+                      <a:picLocks noChangeAspect="1" noChangeArrowheads="1"/>
+                    </pic:cNvPicPr>
+                  </pic:nvPicPr>
+                  <pic:blipFill>
+                    <a:blip r:embed="rId10" cstate="print">
+                      <a:extLst>
+                        <a:ext uri="{28A0092B-C50C-407E-A947-70E740481C1C}">
+                          <a14:useLocalDpi xmlns:a14="http://schemas.microsoft.com/office/drawing/2010/main" val="0"/>
+                        </a:ext>
+                      </a:extLst>
+                    </a:blip>
+                    <a:srcRect/>
+                    <a:stretch>
+                      <a:fillRect/>
+                    </a:stretch>
+                  </pic:blipFill>
+                  <pic:spPr bwMode="auto">
+                    <a:xfrm>
+                      <a:off x="0" y="0"/>
+                      <a:ext cx="1946091" cy="4326131"/>
+                    </a:xfrm>
+                    <a:prstGeom prst="rect">
+                      <a:avLst/>
+                    </a:prstGeom>
+                    <a:noFill/>
+                    <a:ln>
+                      <a:noFill/>
+                    </a:ln>
+                  </pic:spPr>
+                </pic:pic>
+              </a:graphicData>
+            </a:graphic>
+          </wp:inline>
+        </w:drawing>
+      </w:r>
+      <w:r>
+        <w:t xml:space="preserve">                      </w:t>
+      </w:r>
+      <w:r>
+        <w:drawing>
+          <wp:inline distT="0" distB="0" distL="0" distR="0" wp14:anchorId="5C25852F" wp14:editId="2EB4B541">
+            <wp:extent cx="1898158" cy="4219575"/>
+            <wp:effectExtent l="0" t="0" r="6985" b="0"/>
+            <wp:docPr id="395827349" name="Imagen 13"/>
+            <wp:cNvGraphicFramePr>
+              <a:graphicFrameLocks xmlns:a="http://schemas.openxmlformats.org/drawingml/2006/main" noChangeAspect="1"/>
+            </wp:cNvGraphicFramePr>
+            <a:graphic xmlns:a="http://schemas.openxmlformats.org/drawingml/2006/main">
+              <a:graphicData uri="http://schemas.openxmlformats.org/drawingml/2006/picture">
+                <pic:pic xmlns:pic="http://schemas.openxmlformats.org/drawingml/2006/picture">
+                  <pic:nvPicPr>
+                    <pic:cNvPr id="0" name="Picture 60"/>
+                    <pic:cNvPicPr>
+                      <a:picLocks noChangeAspect="1" noChangeArrowheads="1"/>
+                    </pic:cNvPicPr>
+                  </pic:nvPicPr>
+                  <pic:blipFill>
+                    <a:blip r:embed="rId11" cstate="print">
+                      <a:extLst>
+                        <a:ext uri="{28A0092B-C50C-407E-A947-70E740481C1C}">
+                          <a14:useLocalDpi xmlns:a14="http://schemas.microsoft.com/office/drawing/2010/main" val="0"/>
+                        </a:ext>
+                      </a:extLst>
+                    </a:blip>
+                    <a:srcRect/>
+                    <a:stretch>
+                      <a:fillRect/>
+                    </a:stretch>
+                  </pic:blipFill>
+                  <pic:spPr bwMode="auto">
+                    <a:xfrm>
+                      <a:off x="0" y="0"/>
+                      <a:ext cx="1907335" cy="4239975"/>
+                    </a:xfrm>
+                    <a:prstGeom prst="rect">
+                      <a:avLst/>
+                    </a:prstGeom>
+                    <a:noFill/>
+                    <a:ln>
+                      <a:noFill/>
+                    </a:ln>
+                  </pic:spPr>
+                </pic:pic>
+              </a:graphicData>
+            </a:graphic>
+          </wp:inline>
+        </w:drawing>
       </w:r>
     </w:p>
     <w:p>
@@ -611,7 +933,7 @@
     <w:p>
       <w:r>
         <w:pict w14:anchorId="32C3C0DE">
-          <v:rect id="_x0000_i1107" style="width:0;height:1.5pt" o:hralign="center" o:hrstd="t" o:hr="t" fillcolor="#a0a0a0" stroked="f"/>
+          <v:rect id="_x0000_i1030" style="width:0;height:1.5pt" o:hralign="center" o:hrstd="t" o:hr="t" fillcolor="#a0a0a0" stroked="f"/>
         </w:pict>
       </w:r>
     </w:p>
@@ -674,9 +996,110 @@
     </w:p>
     <w:p>
       <w:r>
-        <w:t>[Insertar captura]</w:t>
-      </w:r>
-    </w:p>
+        <w:lastRenderedPageBreak/>
+        <w:drawing>
+          <wp:inline distT="0" distB="0" distL="0" distR="0" wp14:anchorId="38C812BE" wp14:editId="64767007">
+            <wp:extent cx="6400800" cy="3028315"/>
+            <wp:effectExtent l="0" t="0" r="0" b="635"/>
+            <wp:docPr id="700696959" name="Imagen 15"/>
+            <wp:cNvGraphicFramePr>
+              <a:graphicFrameLocks xmlns:a="http://schemas.openxmlformats.org/drawingml/2006/main" noChangeAspect="1"/>
+            </wp:cNvGraphicFramePr>
+            <a:graphic xmlns:a="http://schemas.openxmlformats.org/drawingml/2006/main">
+              <a:graphicData uri="http://schemas.openxmlformats.org/drawingml/2006/picture">
+                <pic:pic xmlns:pic="http://schemas.openxmlformats.org/drawingml/2006/picture">
+                  <pic:nvPicPr>
+                    <pic:cNvPr id="0" name="Picture 67"/>
+                    <pic:cNvPicPr>
+                      <a:picLocks noChangeAspect="1" noChangeArrowheads="1"/>
+                    </pic:cNvPicPr>
+                  </pic:nvPicPr>
+                  <pic:blipFill>
+                    <a:blip r:embed="rId12" cstate="print">
+                      <a:extLst>
+                        <a:ext uri="{28A0092B-C50C-407E-A947-70E740481C1C}">
+                          <a14:useLocalDpi xmlns:a14="http://schemas.microsoft.com/office/drawing/2010/main" val="0"/>
+                        </a:ext>
+                      </a:extLst>
+                    </a:blip>
+                    <a:srcRect/>
+                    <a:stretch>
+                      <a:fillRect/>
+                    </a:stretch>
+                  </pic:blipFill>
+                  <pic:spPr bwMode="auto">
+                    <a:xfrm>
+                      <a:off x="0" y="0"/>
+                      <a:ext cx="6400800" cy="3028315"/>
+                    </a:xfrm>
+                    <a:prstGeom prst="rect">
+                      <a:avLst/>
+                    </a:prstGeom>
+                    <a:noFill/>
+                    <a:ln>
+                      <a:noFill/>
+                    </a:ln>
+                  </pic:spPr>
+                </pic:pic>
+              </a:graphicData>
+            </a:graphic>
+          </wp:inline>
+        </w:drawing>
+      </w:r>
+    </w:p>
+    <w:p>
+      <w:r>
+        <w:drawing>
+          <wp:inline distT="0" distB="0" distL="0" distR="0" wp14:anchorId="0CC90E20" wp14:editId="093F824D">
+            <wp:extent cx="6400800" cy="3044190"/>
+            <wp:effectExtent l="0" t="0" r="0" b="3810"/>
+            <wp:docPr id="600540421" name="Imagen 17"/>
+            <wp:cNvGraphicFramePr>
+              <a:graphicFrameLocks xmlns:a="http://schemas.openxmlformats.org/drawingml/2006/main" noChangeAspect="1"/>
+            </wp:cNvGraphicFramePr>
+            <a:graphic xmlns:a="http://schemas.openxmlformats.org/drawingml/2006/main">
+              <a:graphicData uri="http://schemas.openxmlformats.org/drawingml/2006/picture">
+                <pic:pic xmlns:pic="http://schemas.openxmlformats.org/drawingml/2006/picture">
+                  <pic:nvPicPr>
+                    <pic:cNvPr id="0" name="Picture 74"/>
+                    <pic:cNvPicPr>
+                      <a:picLocks noChangeAspect="1" noChangeArrowheads="1"/>
+                    </pic:cNvPicPr>
+                  </pic:nvPicPr>
+                  <pic:blipFill>
+                    <a:blip r:embed="rId13" cstate="print">
+                      <a:extLst>
+                        <a:ext uri="{28A0092B-C50C-407E-A947-70E740481C1C}">
+                          <a14:useLocalDpi xmlns:a14="http://schemas.microsoft.com/office/drawing/2010/main" val="0"/>
+                        </a:ext>
+                      </a:extLst>
+                    </a:blip>
+                    <a:srcRect/>
+                    <a:stretch>
+                      <a:fillRect/>
+                    </a:stretch>
+                  </pic:blipFill>
+                  <pic:spPr bwMode="auto">
+                    <a:xfrm>
+                      <a:off x="0" y="0"/>
+                      <a:ext cx="6400800" cy="3044190"/>
+                    </a:xfrm>
+                    <a:prstGeom prst="rect">
+                      <a:avLst/>
+                    </a:prstGeom>
+                    <a:noFill/>
+                    <a:ln>
+                      <a:noFill/>
+                    </a:ln>
+                  </pic:spPr>
+                </pic:pic>
+              </a:graphicData>
+            </a:graphic>
+          </wp:inline>
+        </w:drawing>
+      </w:r>
+    </w:p>
+    <w:p/>
     <w:p>
       <w:r>
         <w:t>Resultado:</w:t>
@@ -690,10 +1113,11 @@
     <w:p>
       <w:r>
         <w:pict w14:anchorId="1ACAD8B8">
-          <v:rect id="_x0000_i1108" style="width:0;height:1.5pt" o:hralign="center" o:hrstd="t" o:hr="t" fillcolor="#a0a0a0" stroked="f"/>
+          <v:rect id="_x0000_i1031" style="width:0;height:1.5pt" o:hralign="center" o:hrstd="t" o:hr="t" fillcolor="#a0a0a0" stroked="f"/>
         </w:pict>
       </w:r>
     </w:p>
+    <w:p/>
     <w:p>
       <w:pPr>
         <w:rPr>
@@ -727,7 +1151,106 @@
     </w:p>
     <w:p>
       <w:r>
-        <w:t>[Insertar captura]</w:t>
+        <w:drawing>
+          <wp:inline distT="0" distB="0" distL="0" distR="0" wp14:anchorId="60DBA6FA" wp14:editId="0F60A250">
+            <wp:extent cx="6400800" cy="3004185"/>
+            <wp:effectExtent l="0" t="0" r="0" b="5715"/>
+            <wp:docPr id="792304881" name="Imagen 21"/>
+            <wp:cNvGraphicFramePr>
+              <a:graphicFrameLocks xmlns:a="http://schemas.openxmlformats.org/drawingml/2006/main" noChangeAspect="1"/>
+            </wp:cNvGraphicFramePr>
+            <a:graphic xmlns:a="http://schemas.openxmlformats.org/drawingml/2006/main">
+              <a:graphicData uri="http://schemas.openxmlformats.org/drawingml/2006/picture">
+                <pic:pic xmlns:pic="http://schemas.openxmlformats.org/drawingml/2006/picture">
+                  <pic:nvPicPr>
+                    <pic:cNvPr id="0" name="Picture 88"/>
+                    <pic:cNvPicPr>
+                      <a:picLocks noChangeAspect="1" noChangeArrowheads="1"/>
+                    </pic:cNvPicPr>
+                  </pic:nvPicPr>
+                  <pic:blipFill>
+                    <a:blip r:embed="rId14" cstate="print">
+                      <a:extLst>
+                        <a:ext uri="{28A0092B-C50C-407E-A947-70E740481C1C}">
+                          <a14:useLocalDpi xmlns:a14="http://schemas.microsoft.com/office/drawing/2010/main" val="0"/>
+                        </a:ext>
+                      </a:extLst>
+                    </a:blip>
+                    <a:srcRect/>
+                    <a:stretch>
+                      <a:fillRect/>
+                    </a:stretch>
+                  </pic:blipFill>
+                  <pic:spPr bwMode="auto">
+                    <a:xfrm>
+                      <a:off x="0" y="0"/>
+                      <a:ext cx="6400800" cy="3004185"/>
+                    </a:xfrm>
+                    <a:prstGeom prst="rect">
+                      <a:avLst/>
+                    </a:prstGeom>
+                    <a:noFill/>
+                    <a:ln>
+                      <a:noFill/>
+                    </a:ln>
+                  </pic:spPr>
+                </pic:pic>
+              </a:graphicData>
+            </a:graphic>
+          </wp:inline>
+        </w:drawing>
+      </w:r>
+    </w:p>
+    <w:p>
+      <w:r>
+        <w:drawing>
+          <wp:inline distT="0" distB="0" distL="0" distR="0" wp14:anchorId="689BAB51" wp14:editId="1E8C81EA">
+            <wp:extent cx="6400800" cy="3036570"/>
+            <wp:effectExtent l="0" t="0" r="0" b="0"/>
+            <wp:docPr id="1741845628" name="Imagen 19"/>
+            <wp:cNvGraphicFramePr>
+              <a:graphicFrameLocks xmlns:a="http://schemas.openxmlformats.org/drawingml/2006/main" noChangeAspect="1"/>
+            </wp:cNvGraphicFramePr>
+            <a:graphic xmlns:a="http://schemas.openxmlformats.org/drawingml/2006/main">
+              <a:graphicData uri="http://schemas.openxmlformats.org/drawingml/2006/picture">
+                <pic:pic xmlns:pic="http://schemas.openxmlformats.org/drawingml/2006/picture">
+                  <pic:nvPicPr>
+                    <pic:cNvPr id="0" name="Picture 81"/>
+                    <pic:cNvPicPr>
+                      <a:picLocks noChangeAspect="1" noChangeArrowheads="1"/>
+                    </pic:cNvPicPr>
+                  </pic:nvPicPr>
+                  <pic:blipFill>
+                    <a:blip r:embed="rId15" cstate="print">
+                      <a:extLst>
+                        <a:ext uri="{28A0092B-C50C-407E-A947-70E740481C1C}">
+                          <a14:useLocalDpi xmlns:a14="http://schemas.microsoft.com/office/drawing/2010/main" val="0"/>
+                        </a:ext>
+                      </a:extLst>
+                    </a:blip>
+                    <a:srcRect/>
+                    <a:stretch>
+                      <a:fillRect/>
+                    </a:stretch>
+                  </pic:blipFill>
+                  <pic:spPr bwMode="auto">
+                    <a:xfrm>
+                      <a:off x="0" y="0"/>
+                      <a:ext cx="6400800" cy="3036570"/>
+                    </a:xfrm>
+                    <a:prstGeom prst="rect">
+                      <a:avLst/>
+                    </a:prstGeom>
+                    <a:noFill/>
+                    <a:ln>
+                      <a:noFill/>
+                    </a:ln>
+                  </pic:spPr>
+                </pic:pic>
+              </a:graphicData>
+            </a:graphic>
+          </wp:inline>
+        </w:drawing>
       </w:r>
     </w:p>
     <w:p>
@@ -737,65 +1260,14 @@
     </w:p>
     <w:p>
       <w:r>
+        <w:lastRenderedPageBreak/>
         <w:t>APROBADO</w:t>
       </w:r>
     </w:p>
     <w:p>
       <w:r>
-        <w:pict w14:anchorId="72E8DD0A">
-          <v:rect id="_x0000_i1109" style="width:0;height:1.5pt" o:hralign="center" o:hrstd="t" o:hr="t" fillcolor="#a0a0a0" stroked="f"/>
-        </w:pict>
-      </w:r>
-    </w:p>
-    <w:p>
-      <w:pPr>
-        <w:rPr>
-          <w:b/>
-          <w:bCs/>
-        </w:rPr>
-      </w:pPr>
-      <w:r>
-        <w:rPr>
-          <w:b/>
-          <w:bCs/>
-        </w:rPr>
-        <w:t>Evidencia WEB-003</w:t>
-      </w:r>
-    </w:p>
-    <w:p>
-      <w:r>
-        <w:t>Descripción:</w:t>
-      </w:r>
-    </w:p>
-    <w:p>
-      <w:r>
-        <w:t>Consistencia de información entre APP y WEB.</w:t>
-      </w:r>
-    </w:p>
-    <w:p>
-      <w:r>
-        <w:t>Evidencia:</w:t>
-      </w:r>
-    </w:p>
-    <w:p>
-      <w:r>
-        <w:t>[Insertar captura]</w:t>
-      </w:r>
-    </w:p>
-    <w:p>
-      <w:r>
-        <w:t>Resultado:</w:t>
-      </w:r>
-    </w:p>
-    <w:p>
-      <w:r>
-        <w:t>APROBADO</w:t>
-      </w:r>
-    </w:p>
-    <w:p>
-      <w:r>
         <w:pict w14:anchorId="6A74AC6F">
-          <v:rect id="_x0000_i1110" style="width:0;height:1.5pt" o:hralign="center" o:hrstd="t" o:hr="t" fillcolor="#a0a0a0" stroked="f"/>
+          <v:rect id="_x0000_i1033" style="width:0;height:1.5pt" o:hralign="center" o:hrstd="t" o:hr="t" fillcolor="#a0a0a0" stroked="f"/>
         </w:pict>
       </w:r>
     </w:p>
@@ -858,7 +1330,54 @@
     </w:p>
     <w:p>
       <w:r>
-        <w:t>[Insertar captura]</w:t>
+        <w:drawing>
+          <wp:inline distT="0" distB="0" distL="0" distR="0" wp14:anchorId="466DF177" wp14:editId="16BE5340">
+            <wp:extent cx="6400800" cy="1224280"/>
+            <wp:effectExtent l="0" t="0" r="0" b="0"/>
+            <wp:docPr id="2004806686" name="Imagen 23"/>
+            <wp:cNvGraphicFramePr>
+              <a:graphicFrameLocks xmlns:a="http://schemas.openxmlformats.org/drawingml/2006/main" noChangeAspect="1"/>
+            </wp:cNvGraphicFramePr>
+            <a:graphic xmlns:a="http://schemas.openxmlformats.org/drawingml/2006/main">
+              <a:graphicData uri="http://schemas.openxmlformats.org/drawingml/2006/picture">
+                <pic:pic xmlns:pic="http://schemas.openxmlformats.org/drawingml/2006/picture">
+                  <pic:nvPicPr>
+                    <pic:cNvPr id="0" name="Picture 97"/>
+                    <pic:cNvPicPr>
+                      <a:picLocks noChangeAspect="1" noChangeArrowheads="1"/>
+                    </pic:cNvPicPr>
+                  </pic:nvPicPr>
+                  <pic:blipFill>
+                    <a:blip r:embed="rId16" cstate="print">
+                      <a:extLst>
+                        <a:ext uri="{28A0092B-C50C-407E-A947-70E740481C1C}">
+                          <a14:useLocalDpi xmlns:a14="http://schemas.microsoft.com/office/drawing/2010/main" val="0"/>
+                        </a:ext>
+                      </a:extLst>
+                    </a:blip>
+                    <a:srcRect/>
+                    <a:stretch>
+                      <a:fillRect/>
+                    </a:stretch>
+                  </pic:blipFill>
+                  <pic:spPr bwMode="auto">
+                    <a:xfrm>
+                      <a:off x="0" y="0"/>
+                      <a:ext cx="6400800" cy="1224280"/>
+                    </a:xfrm>
+                    <a:prstGeom prst="rect">
+                      <a:avLst/>
+                    </a:prstGeom>
+                    <a:noFill/>
+                    <a:ln>
+                      <a:noFill/>
+                    </a:ln>
+                  </pic:spPr>
+                </pic:pic>
+              </a:graphicData>
+            </a:graphic>
+          </wp:inline>
+        </w:drawing>
       </w:r>
     </w:p>
     <w:p>
@@ -874,7 +1393,7 @@
     <w:p>
       <w:r>
         <w:pict w14:anchorId="19081C6E">
-          <v:rect id="_x0000_i1111" style="width:0;height:1.5pt" o:hralign="center" o:hrstd="t" o:hr="t" fillcolor="#a0a0a0" stroked="f"/>
+          <v:rect id="_x0000_i1034" style="width:0;height:1.5pt" o:hralign="center" o:hrstd="t" o:hr="t" fillcolor="#a0a0a0" stroked="f"/>
         </w:pict>
       </w:r>
     </w:p>
@@ -900,7 +1419,6 @@
     </w:p>
     <w:p>
       <w:r>
-        <w:lastRenderedPageBreak/>
         <w:t>Estructura del archivo Excel se mantiene sin afectaciones.</w:t>
       </w:r>
     </w:p>
@@ -911,7 +1429,54 @@
     </w:p>
     <w:p>
       <w:r>
-        <w:t>[Insertar captura]</w:t>
+        <w:drawing>
+          <wp:inline distT="0" distB="0" distL="0" distR="0" wp14:anchorId="5AD9D099" wp14:editId="274ED7EC">
+            <wp:extent cx="6400800" cy="1224280"/>
+            <wp:effectExtent l="0" t="0" r="0" b="0"/>
+            <wp:docPr id="1628425892" name="Imagen 25"/>
+            <wp:cNvGraphicFramePr>
+              <a:graphicFrameLocks xmlns:a="http://schemas.openxmlformats.org/drawingml/2006/main" noChangeAspect="1"/>
+            </wp:cNvGraphicFramePr>
+            <a:graphic xmlns:a="http://schemas.openxmlformats.org/drawingml/2006/main">
+              <a:graphicData uri="http://schemas.openxmlformats.org/drawingml/2006/picture">
+                <pic:pic xmlns:pic="http://schemas.openxmlformats.org/drawingml/2006/picture">
+                  <pic:nvPicPr>
+                    <pic:cNvPr id="0" name="Picture 104"/>
+                    <pic:cNvPicPr>
+                      <a:picLocks noChangeAspect="1" noChangeArrowheads="1"/>
+                    </pic:cNvPicPr>
+                  </pic:nvPicPr>
+                  <pic:blipFill>
+                    <a:blip r:embed="rId16" cstate="print">
+                      <a:extLst>
+                        <a:ext uri="{28A0092B-C50C-407E-A947-70E740481C1C}">
+                          <a14:useLocalDpi xmlns:a14="http://schemas.microsoft.com/office/drawing/2010/main" val="0"/>
+                        </a:ext>
+                      </a:extLst>
+                    </a:blip>
+                    <a:srcRect/>
+                    <a:stretch>
+                      <a:fillRect/>
+                    </a:stretch>
+                  </pic:blipFill>
+                  <pic:spPr bwMode="auto">
+                    <a:xfrm>
+                      <a:off x="0" y="0"/>
+                      <a:ext cx="6400800" cy="1224280"/>
+                    </a:xfrm>
+                    <a:prstGeom prst="rect">
+                      <a:avLst/>
+                    </a:prstGeom>
+                    <a:noFill/>
+                    <a:ln>
+                      <a:noFill/>
+                    </a:ln>
+                  </pic:spPr>
+                </pic:pic>
+              </a:graphicData>
+            </a:graphic>
+          </wp:inline>
+        </w:drawing>
       </w:r>
     </w:p>
     <w:p>
@@ -927,7 +1492,7 @@
     <w:p>
       <w:r>
         <w:pict w14:anchorId="67377655">
-          <v:rect id="_x0000_i1112" style="width:0;height:1.5pt" o:hralign="center" o:hrstd="t" o:hr="t" fillcolor="#a0a0a0" stroked="f"/>
+          <v:rect id="_x0000_i1035" style="width:0;height:1.5pt" o:hralign="center" o:hrstd="t" o:hr="t" fillcolor="#a0a0a0" stroked="f"/>
         </w:pict>
       </w:r>
     </w:p>
@@ -1006,6 +1571,7 @@
                 <w:b/>
                 <w:bCs/>
               </w:rPr>
+              <w:lastRenderedPageBreak/>
               <w:t>Validación</w:t>
             </w:r>
           </w:p>
@@ -1183,7 +1749,7 @@
     <w:p>
       <w:r>
         <w:pict w14:anchorId="55C39AEE">
-          <v:rect id="_x0000_i1113" style="width:0;height:1.5pt" o:hralign="center" o:hrstd="t" o:hr="t" fillcolor="#a0a0a0" stroked="f"/>
+          <v:rect id="_x0000_i1036" style="width:0;height:1.5pt" o:hralign="center" o:hrstd="t" o:hr="t" fillcolor="#a0a0a0" stroked="f"/>
         </w:pict>
       </w:r>
     </w:p>
@@ -1261,7 +1827,7 @@
     <w:p>
       <w:r>
         <w:pict w14:anchorId="4C1B868F">
-          <v:rect id="_x0000_i1114" style="width:0;height:1.5pt" o:hralign="center" o:hrstd="t" o:hr="t" fillcolor="#a0a0a0" stroked="f"/>
+          <v:rect id="_x0000_i1037" style="width:0;height:1.5pt" o:hralign="center" o:hrstd="t" o:hr="t" fillcolor="#a0a0a0" stroked="f"/>
         </w:pict>
       </w:r>
     </w:p>
@@ -1409,7 +1975,6 @@
           </w:tcPr>
           <w:p>
             <w:r>
-              <w:lastRenderedPageBreak/>
               <w:t>QA</w:t>
             </w:r>
           </w:p>
@@ -1547,7 +2112,7 @@
     <w:p>
       <w:r>
         <w:pict w14:anchorId="5705FD94">
-          <v:rect id="_x0000_i1115" style="width:0;height:1.5pt" o:hralign="center" o:hrstd="t" o:hr="t" fillcolor="#a0a0a0" stroked="f"/>
+          <v:rect id="_x0000_i1038" style="width:0;height:1.5pt" o:hralign="center" o:hrstd="t" o:hr="t" fillcolor="#a0a0a0" stroked="f"/>
         </w:pict>
       </w:r>
     </w:p>
@@ -1575,6 +2140,7 @@
           <w:szCs w:val="26"/>
           <w14:ligatures w14:val="none"/>
         </w:rPr>
+        <w:lastRenderedPageBreak/>
         <w:t>8. APROBACIONES</w:t>
       </w:r>
     </w:p>
@@ -1715,121 +2281,10 @@
           <w:p/>
         </w:tc>
       </w:tr>
-      <w:tr>
-        <w:trPr>
-          <w:tblCellSpacing w:w="15" w:type="dxa"/>
-        </w:trPr>
-        <w:tc>
-          <w:tcPr>
-            <w:tcW w:w="3211" w:type="dxa"/>
-            <w:vAlign w:val="center"/>
-            <w:hideMark/>
-          </w:tcPr>
-          <w:p>
-            <w:r>
-              <w:t>Responsable QA</w:t>
-            </w:r>
-          </w:p>
-        </w:tc>
-        <w:tc>
-          <w:tcPr>
-            <w:tcW w:w="3372" w:type="dxa"/>
-            <w:vAlign w:val="center"/>
-            <w:hideMark/>
-          </w:tcPr>
-          <w:p>
-            <w:r>
-              <w:t>QA</w:t>
-            </w:r>
-          </w:p>
-        </w:tc>
-        <w:tc>
-          <w:tcPr>
-            <w:tcW w:w="3357" w:type="dxa"/>
-            <w:vAlign w:val="center"/>
-            <w:hideMark/>
-          </w:tcPr>
-          <w:p/>
-        </w:tc>
-      </w:tr>
-      <w:tr>
-        <w:trPr>
-          <w:tblCellSpacing w:w="15" w:type="dxa"/>
-        </w:trPr>
-        <w:tc>
-          <w:tcPr>
-            <w:tcW w:w="3211" w:type="dxa"/>
-            <w:vAlign w:val="center"/>
-            <w:hideMark/>
-          </w:tcPr>
-          <w:p>
-            <w:r>
-              <w:t>Santos Bermúdez</w:t>
-            </w:r>
-          </w:p>
-        </w:tc>
-        <w:tc>
-          <w:tcPr>
-            <w:tcW w:w="3372" w:type="dxa"/>
-            <w:vAlign w:val="center"/>
-            <w:hideMark/>
-          </w:tcPr>
-          <w:p>
-            <w:r>
-              <w:t>Product Owner</w:t>
-            </w:r>
-          </w:p>
-        </w:tc>
-        <w:tc>
-          <w:tcPr>
-            <w:tcW w:w="3357" w:type="dxa"/>
-            <w:vAlign w:val="center"/>
-            <w:hideMark/>
-          </w:tcPr>
-          <w:p/>
-        </w:tc>
-      </w:tr>
-      <w:tr>
-        <w:trPr>
-          <w:tblCellSpacing w:w="15" w:type="dxa"/>
-        </w:trPr>
-        <w:tc>
-          <w:tcPr>
-            <w:tcW w:w="3211" w:type="dxa"/>
-            <w:vAlign w:val="center"/>
-            <w:hideMark/>
-          </w:tcPr>
-          <w:p>
-            <w:r>
-              <w:t>Oswaldo Daniel Ortiz Martínez</w:t>
-            </w:r>
-          </w:p>
-        </w:tc>
-        <w:tc>
-          <w:tcPr>
-            <w:tcW w:w="3372" w:type="dxa"/>
-            <w:vAlign w:val="center"/>
-            <w:hideMark/>
-          </w:tcPr>
-          <w:p>
-            <w:r>
-              <w:t>Project Manager</w:t>
-            </w:r>
-          </w:p>
-        </w:tc>
-        <w:tc>
-          <w:tcPr>
-            <w:tcW w:w="3357" w:type="dxa"/>
-            <w:vAlign w:val="center"/>
-            <w:hideMark/>
-          </w:tcPr>
-          <w:p/>
-        </w:tc>
-      </w:tr>
     </w:tbl>
     <w:p/>
     <w:sectPr>
-      <w:headerReference w:type="default" r:id="rId6"/>
+      <w:headerReference w:type="default" r:id="rId17"/>
       <w:pgSz w:w="12240" w:h="15840"/>
       <w:pgMar w:top="1440" w:right="1080" w:bottom="1440" w:left="1080" w:header="708" w:footer="708" w:gutter="0"/>
       <w:cols w:space="708"/>
@@ -1981,10 +2436,7 @@
             <w:jc w:val="center"/>
           </w:pPr>
           <w:r>
-            <w:t>EVIDENCIA PRODUCION</w:t>
-          </w:r>
-          <w:r>
-            <w:t xml:space="preserve">  - </w:t>
+            <w:t xml:space="preserve">EVIDENCIA PRODUCION  - </w:t>
           </w:r>
           <w:r>
             <w:t xml:space="preserve"> (DESARROLLO INTERNO)</w:t>
@@ -2023,10 +2475,7 @@
             <w:t xml:space="preserve">Código: </w:t>
           </w:r>
           <w:r>
-            <w:t>EVP</w:t>
-          </w:r>
-          <w:r>
-            <w:t>-001</w:t>
+            <w:t>EVP-001</w:t>
           </w:r>
         </w:p>
       </w:tc>
@@ -3043,6 +3492,19 @@
       </w:tblBorders>
     </w:tblPr>
   </w:style>
+  <w:style w:type="paragraph" w:styleId="NormalWeb">
+    <w:name w:val="Normal (Web)"/>
+    <w:basedOn w:val="Normal"/>
+    <w:uiPriority w:val="99"/>
+    <w:semiHidden/>
+    <w:unhideWhenUsed/>
+    <w:rsid w:val="00F30780"/>
+    <w:rPr>
+      <w:rFonts w:ascii="Times New Roman" w:hAnsi="Times New Roman" w:cs="Times New Roman"/>
+      <w:sz w:val="24"/>
+      <w:szCs w:val="24"/>
+    </w:rPr>
+  </w:style>
 </w:styles>
 </file>
 
